--- a/src/data/ШАБЛОН ДОГОВОРА 2026.docx
+++ b/src/data/ШАБЛОН ДОГОВОРА 2026.docx
@@ -233,6 +233,14 @@
         </w:rPr>
         <w:t>ой стороны</w:t>
       </w:r>
+      <w:r>
+        <w:rPr>
+          <w:rFonts w:ascii="Times New Roman" w:eastAsia="Times New Roman" w:hAnsi="Times New Roman"/>
+          <w:kern w:val="0"/>
+          <w:lang w:val="ru-RU" w:eastAsia="be-BY"/>
+        </w:rPr>
+        <w:t>,</w:t>
+      </w:r>
     </w:p>
     <w:p>
       <w:pPr>
@@ -337,7 +345,17 @@
           <w:kern w:val="0"/>
           <w:lang w:val="ru-RU" w:eastAsia="be-BY"/>
         </w:rPr>
-        <w:t xml:space="preserve">Исполнитель обязуется по заданию Заказчика оказать услуги по </w:t>
+        <w:t>Исполнитель обязуется по за</w:t>
+      </w:r>
+      <w:bookmarkStart w:id="0" w:name="_GoBack"/>
+      <w:bookmarkEnd w:id="0"/>
+      <w:r>
+        <w:rPr>
+          <w:rFonts w:ascii="Times New Roman" w:eastAsia="Times New Roman" w:hAnsi="Times New Roman"/>
+          <w:kern w:val="0"/>
+          <w:lang w:val="ru-RU" w:eastAsia="be-BY"/>
+        </w:rPr>
+        <w:t xml:space="preserve">данию Заказчика оказать услуги по </w:t>
       </w:r>
       <w:r>
         <w:rPr>
@@ -394,6 +412,14 @@
           <w:lang w:val="ru-RU" w:eastAsia="be-BY"/>
         </w:rPr>
         <w:t xml:space="preserve"> </w:t>
+      </w:r>
+      <w:r>
+        <w:rPr>
+          <w:rFonts w:ascii="Times New Roman" w:eastAsia="Times New Roman" w:hAnsi="Times New Roman"/>
+          <w:kern w:val="24"/>
+          <w:lang w:val="ru-RU" w:eastAsia="be-BY"/>
+        </w:rPr>
+        <w:t>«</w:t>
       </w:r>
       <w:r>
         <w:rPr>
@@ -407,6 +433,14 @@
       <w:r>
         <w:rPr>
           <w:rFonts w:ascii="Times New Roman" w:eastAsia="Times New Roman" w:hAnsi="Times New Roman"/>
+          <w:kern w:val="24"/>
+          <w:lang w:val="ru-RU" w:eastAsia="be-BY"/>
+        </w:rPr>
+        <w:t>»</w:t>
+      </w:r>
+      <w:r>
+        <w:rPr>
+          <w:rFonts w:ascii="Times New Roman" w:eastAsia="Times New Roman" w:hAnsi="Times New Roman"/>
           <w:kern w:val="0"/>
           <w:lang w:val="ru-RU" w:eastAsia="be-BY"/>
         </w:rPr>
@@ -428,14 +462,6 @@
           <w:lang w:eastAsia="be-BY"/>
         </w:rPr>
         <w:t>F</w:t>
-      </w:r>
-      <w:r>
-        <w:rPr>
-          <w:rFonts w:ascii="Times New Roman" w:eastAsia="Times New Roman" w:hAnsi="Times New Roman"/>
-          <w:kern w:val="0"/>
-          <w:lang w:val="ru-RU" w:eastAsia="be-BY"/>
-        </w:rPr>
-        <w:t xml:space="preserve"> оборудования</w:t>
       </w:r>
       <w:r>
         <w:rPr>
@@ -570,6 +596,15 @@
           <w:lang w:eastAsia="x-none"/>
         </w:rPr>
         <w:t>G</w:t>
+      </w:r>
+      <w:r>
+        <w:rPr>
+          <w:rFonts w:ascii="Times New Roman" w:eastAsia="Times New Roman" w:hAnsi="Times New Roman"/>
+          <w:kern w:val="0"/>
+          <w:u w:val="single"/>
+          <w:lang w:val="ru-RU" w:eastAsia="x-none"/>
+        </w:rPr>
+        <w:t>,</w:t>
       </w:r>
       <w:r>
         <w:rPr>
@@ -2284,7 +2319,6 @@
                 <w:tab w:val="left" w:pos="9204"/>
               </w:tabs>
               <w:spacing w:after="0" w:line="240" w:lineRule="auto"/>
-              <w:jc w:val="both"/>
               <w:rPr>
                 <w:rFonts w:ascii="Times New Roman" w:eastAsia="Times New Roman" w:hAnsi="Times New Roman"/>
                 <w:kern w:val="0"/>
@@ -2320,14 +2354,21 @@
                 <w:tab w:val="left" w:pos="9204"/>
               </w:tabs>
               <w:spacing w:after="0" w:line="240" w:lineRule="auto"/>
-              <w:jc w:val="both"/>
               <w:rPr>
                 <w:rFonts w:ascii="Times New Roman" w:eastAsia="Times New Roman" w:hAnsi="Times New Roman"/>
                 <w:kern w:val="0"/>
                 <w:u w:val="single"/>
-                <w:lang w:eastAsia="be-BY"/>
-              </w:rPr>
-            </w:pPr>
+                <w:lang w:val="ru-RU" w:eastAsia="be-BY"/>
+              </w:rPr>
+            </w:pPr>
+            <w:r>
+              <w:rPr>
+                <w:rFonts w:ascii="Times New Roman" w:eastAsia="Times New Roman" w:hAnsi="Times New Roman"/>
+                <w:kern w:val="0"/>
+                <w:lang w:val="ru-RU" w:eastAsia="be-BY"/>
+              </w:rPr>
+              <w:t xml:space="preserve">УНП </w:t>
+            </w:r>
             <w:r>
               <w:rPr>
                 <w:rFonts w:ascii="Times New Roman" w:eastAsia="Times New Roman" w:hAnsi="Times New Roman"/>
@@ -2356,14 +2397,36 @@
                 <w:tab w:val="left" w:pos="9204"/>
               </w:tabs>
               <w:spacing w:after="0" w:line="240" w:lineRule="auto"/>
-              <w:jc w:val="both"/>
-              <w:rPr>
-                <w:rFonts w:ascii="Times New Roman" w:eastAsia="Times New Roman" w:hAnsi="Times New Roman"/>
-                <w:kern w:val="0"/>
-                <w:u w:val="single"/>
-                <w:lang w:eastAsia="be-BY"/>
-              </w:rPr>
-            </w:pPr>
+              <w:rPr>
+                <w:rFonts w:ascii="Times New Roman" w:eastAsia="Times New Roman" w:hAnsi="Times New Roman"/>
+                <w:kern w:val="0"/>
+                <w:lang w:val="ru-RU" w:eastAsia="be-BY"/>
+              </w:rPr>
+            </w:pPr>
+            <w:r>
+              <w:rPr>
+                <w:rFonts w:ascii="Times New Roman" w:eastAsia="Times New Roman" w:hAnsi="Times New Roman"/>
+                <w:kern w:val="0"/>
+                <w:lang w:val="ru-RU" w:eastAsia="be-BY"/>
+              </w:rPr>
+              <w:t>ю</w:t>
+            </w:r>
+            <w:r>
+              <w:rPr>
+                <w:rFonts w:ascii="Times New Roman" w:eastAsia="Times New Roman" w:hAnsi="Times New Roman"/>
+                <w:kern w:val="0"/>
+                <w:lang w:val="ru-RU" w:eastAsia="be-BY"/>
+              </w:rPr>
+              <w:t>ридический адрес:</w:t>
+            </w:r>
+            <w:r>
+              <w:rPr>
+                <w:rFonts w:ascii="Times New Roman" w:eastAsia="Times New Roman" w:hAnsi="Times New Roman"/>
+                <w:kern w:val="0"/>
+                <w:lang w:val="ru-RU" w:eastAsia="be-BY"/>
+              </w:rPr>
+              <w:t xml:space="preserve"> </w:t>
+            </w:r>
             <w:r>
               <w:rPr>
                 <w:rFonts w:ascii="Times New Roman" w:eastAsia="Times New Roman" w:hAnsi="Times New Roman"/>
@@ -2392,12 +2455,11 @@
                 <w:tab w:val="left" w:pos="9204"/>
               </w:tabs>
               <w:spacing w:after="0" w:line="240" w:lineRule="auto"/>
-              <w:jc w:val="both"/>
               <w:rPr>
                 <w:rFonts w:ascii="Times New Roman" w:eastAsia="Times New Roman" w:hAnsi="Times New Roman"/>
                 <w:kern w:val="0"/>
                 <w:u w:val="single"/>
-                <w:lang w:eastAsia="be-BY"/>
+                <w:lang w:val="ru-RU" w:eastAsia="be-BY"/>
               </w:rPr>
             </w:pPr>
             <w:r>
@@ -2428,7 +2490,6 @@
                 <w:tab w:val="left" w:pos="9204"/>
               </w:tabs>
               <w:spacing w:after="0" w:line="240" w:lineRule="auto"/>
-              <w:jc w:val="both"/>
               <w:rPr>
                 <w:rFonts w:ascii="Times New Roman" w:eastAsia="Times New Roman" w:hAnsi="Times New Roman"/>
                 <w:kern w:val="0"/>
@@ -2464,14 +2525,40 @@
                 <w:tab w:val="left" w:pos="9204"/>
               </w:tabs>
               <w:spacing w:after="0" w:line="240" w:lineRule="auto"/>
-              <w:jc w:val="both"/>
+              <w:rPr>
+                <w:rFonts w:ascii="Times New Roman" w:eastAsia="Times New Roman" w:hAnsi="Times New Roman"/>
+                <w:kern w:val="0"/>
+                <w:u w:val="single"/>
+                <w:lang w:val="ru-RU" w:eastAsia="be-BY"/>
+              </w:rPr>
+            </w:pPr>
+            <w:r>
+              <w:rPr>
+                <w:rFonts w:ascii="Times New Roman" w:eastAsia="Times New Roman" w:hAnsi="Times New Roman"/>
+                <w:kern w:val="0"/>
+                <w:u w:val="single"/>
+                <w:lang w:val="ru-RU" w:eastAsia="be-BY"/>
+              </w:rPr>
+              <w:t>банковские реквизиты</w:t>
+            </w:r>
+            <w:r>
               <w:rPr>
                 <w:rFonts w:ascii="Times New Roman" w:eastAsia="Times New Roman" w:hAnsi="Times New Roman"/>
                 <w:kern w:val="0"/>
                 <w:u w:val="single"/>
                 <w:lang w:eastAsia="be-BY"/>
               </w:rPr>
-            </w:pPr>
+              <w:t>:</w:t>
+            </w:r>
+            <w:r>
+              <w:rPr>
+                <w:rFonts w:ascii="Times New Roman" w:eastAsia="Times New Roman" w:hAnsi="Times New Roman"/>
+                <w:kern w:val="0"/>
+                <w:u w:val="single"/>
+                <w:lang w:val="ru-RU" w:eastAsia="be-BY"/>
+              </w:rPr>
+              <w:br/>
+            </w:r>
             <w:r>
               <w:rPr>
                 <w:rFonts w:ascii="Times New Roman" w:eastAsia="Times New Roman" w:hAnsi="Times New Roman"/>
@@ -2500,11 +2587,10 @@
                 <w:tab w:val="left" w:pos="9204"/>
               </w:tabs>
               <w:spacing w:after="0" w:line="240" w:lineRule="auto"/>
-              <w:jc w:val="both"/>
-              <w:rPr>
-                <w:rFonts w:ascii="Times New Roman" w:eastAsia="Times New Roman" w:hAnsi="Times New Roman"/>
-                <w:kern w:val="0"/>
-                <w:lang w:eastAsia="be-BY"/>
+              <w:rPr>
+                <w:rFonts w:ascii="Times New Roman" w:eastAsia="Times New Roman" w:hAnsi="Times New Roman"/>
+                <w:kern w:val="0"/>
+                <w:lang w:val="ru-RU" w:eastAsia="be-BY"/>
               </w:rPr>
             </w:pPr>
           </w:p>
@@ -2526,11 +2612,10 @@
                 <w:tab w:val="left" w:pos="9204"/>
               </w:tabs>
               <w:spacing w:after="0" w:line="240" w:lineRule="auto"/>
-              <w:jc w:val="both"/>
-              <w:rPr>
-                <w:rFonts w:ascii="Times New Roman" w:eastAsia="Times New Roman" w:hAnsi="Times New Roman"/>
-                <w:kern w:val="0"/>
-                <w:lang w:eastAsia="be-BY"/>
+              <w:rPr>
+                <w:rFonts w:ascii="Times New Roman" w:eastAsia="Times New Roman" w:hAnsi="Times New Roman"/>
+                <w:kern w:val="0"/>
+                <w:lang w:val="ru-RU" w:eastAsia="be-BY"/>
               </w:rPr>
             </w:pPr>
           </w:p>
@@ -2552,11 +2637,10 @@
                 <w:tab w:val="left" w:pos="9204"/>
               </w:tabs>
               <w:spacing w:after="0" w:line="240" w:lineRule="auto"/>
-              <w:jc w:val="both"/>
-              <w:rPr>
-                <w:rFonts w:ascii="Times New Roman" w:eastAsia="Times New Roman" w:hAnsi="Times New Roman"/>
-                <w:kern w:val="0"/>
-                <w:lang w:eastAsia="be-BY"/>
+              <w:rPr>
+                <w:rFonts w:ascii="Times New Roman" w:eastAsia="Times New Roman" w:hAnsi="Times New Roman"/>
+                <w:kern w:val="0"/>
+                <w:lang w:val="ru-RU" w:eastAsia="be-BY"/>
               </w:rPr>
             </w:pPr>
           </w:p>
@@ -2578,11 +2662,10 @@
                 <w:tab w:val="left" w:pos="9204"/>
               </w:tabs>
               <w:spacing w:after="0" w:line="240" w:lineRule="auto"/>
-              <w:jc w:val="both"/>
-              <w:rPr>
-                <w:rFonts w:ascii="Times New Roman" w:eastAsia="Times New Roman" w:hAnsi="Times New Roman"/>
-                <w:kern w:val="0"/>
-                <w:lang w:eastAsia="be-BY"/>
+              <w:rPr>
+                <w:rFonts w:ascii="Times New Roman" w:eastAsia="Times New Roman" w:hAnsi="Times New Roman"/>
+                <w:kern w:val="0"/>
+                <w:lang w:val="ru-RU" w:eastAsia="be-BY"/>
               </w:rPr>
             </w:pPr>
           </w:p>
@@ -2604,11 +2687,10 @@
                 <w:tab w:val="left" w:pos="9204"/>
               </w:tabs>
               <w:spacing w:after="0" w:line="240" w:lineRule="auto"/>
-              <w:jc w:val="both"/>
-              <w:rPr>
-                <w:rFonts w:ascii="Times New Roman" w:eastAsia="Times New Roman" w:hAnsi="Times New Roman"/>
-                <w:kern w:val="0"/>
-                <w:lang w:eastAsia="be-BY"/>
+              <w:rPr>
+                <w:rFonts w:ascii="Times New Roman" w:eastAsia="Times New Roman" w:hAnsi="Times New Roman"/>
+                <w:kern w:val="0"/>
+                <w:lang w:val="ru-RU" w:eastAsia="be-BY"/>
               </w:rPr>
             </w:pPr>
           </w:p>
@@ -2630,11 +2712,10 @@
                 <w:tab w:val="left" w:pos="9204"/>
               </w:tabs>
               <w:spacing w:after="0" w:line="240" w:lineRule="auto"/>
-              <w:jc w:val="both"/>
-              <w:rPr>
-                <w:rFonts w:ascii="Times New Roman" w:eastAsia="Times New Roman" w:hAnsi="Times New Roman"/>
-                <w:kern w:val="0"/>
-                <w:lang w:eastAsia="be-BY"/>
+              <w:rPr>
+                <w:rFonts w:ascii="Times New Roman" w:eastAsia="Times New Roman" w:hAnsi="Times New Roman"/>
+                <w:kern w:val="0"/>
+                <w:lang w:val="ru-RU" w:eastAsia="be-BY"/>
               </w:rPr>
             </w:pPr>
           </w:p>
@@ -2656,11 +2737,10 @@
                 <w:tab w:val="left" w:pos="9204"/>
               </w:tabs>
               <w:spacing w:after="0" w:line="240" w:lineRule="auto"/>
-              <w:jc w:val="both"/>
-              <w:rPr>
-                <w:rFonts w:ascii="Times New Roman" w:eastAsia="Times New Roman" w:hAnsi="Times New Roman"/>
-                <w:kern w:val="0"/>
-                <w:lang w:eastAsia="be-BY"/>
+              <w:rPr>
+                <w:rFonts w:ascii="Times New Roman" w:eastAsia="Times New Roman" w:hAnsi="Times New Roman"/>
+                <w:kern w:val="0"/>
+                <w:lang w:val="ru-RU" w:eastAsia="be-BY"/>
               </w:rPr>
             </w:pPr>
           </w:p>
@@ -2682,13 +2762,29 @@
                 <w:tab w:val="left" w:pos="9204"/>
               </w:tabs>
               <w:spacing w:after="0" w:line="240" w:lineRule="auto"/>
-              <w:jc w:val="both"/>
-              <w:rPr>
-                <w:rFonts w:ascii="Times New Roman" w:eastAsia="Times New Roman" w:hAnsi="Times New Roman"/>
-                <w:kern w:val="0"/>
+              <w:rPr>
+                <w:rFonts w:ascii="Times New Roman" w:eastAsia="Times New Roman" w:hAnsi="Times New Roman"/>
+                <w:kern w:val="0"/>
+                <w:lang w:val="ru-RU" w:eastAsia="be-BY"/>
+              </w:rPr>
+            </w:pPr>
+            <w:r>
+              <w:rPr>
+                <w:rFonts w:ascii="Times New Roman" w:eastAsia="Times New Roman" w:hAnsi="Times New Roman"/>
+                <w:kern w:val="0"/>
+                <w:u w:val="single"/>
                 <w:lang w:eastAsia="be-BY"/>
               </w:rPr>
-            </w:pPr>
+              <w:t>B</w:t>
+            </w:r>
+            <w:r>
+              <w:rPr>
+                <w:rFonts w:ascii="Times New Roman" w:eastAsia="Times New Roman" w:hAnsi="Times New Roman"/>
+                <w:kern w:val="0"/>
+                <w:lang w:val="ru-RU" w:eastAsia="be-BY"/>
+              </w:rPr>
+              <w:t>:</w:t>
+            </w:r>
           </w:p>
           <w:p>
             <w:pPr>
@@ -2708,13 +2804,47 @@
                 <w:tab w:val="left" w:pos="9204"/>
               </w:tabs>
               <w:spacing w:after="0" w:line="240" w:lineRule="auto"/>
-              <w:jc w:val="both"/>
-              <w:rPr>
-                <w:rFonts w:ascii="Times New Roman" w:eastAsia="Times New Roman" w:hAnsi="Times New Roman"/>
-                <w:kern w:val="0"/>
-                <w:lang w:eastAsia="be-BY"/>
-              </w:rPr>
-            </w:pPr>
+              <w:rPr>
+                <w:rFonts w:ascii="Times New Roman" w:eastAsia="Times New Roman" w:hAnsi="Times New Roman"/>
+                <w:kern w:val="0"/>
+                <w:lang w:val="ru-RU" w:eastAsia="be-BY"/>
+              </w:rPr>
+            </w:pPr>
+          </w:p>
+          <w:p>
+            <w:pPr>
+              <w:spacing w:after="0" w:line="240" w:lineRule="auto"/>
+              <w:rPr>
+                <w:rFonts w:ascii="Times New Roman" w:eastAsia="Times New Roman" w:hAnsi="Times New Roman"/>
+                <w:kern w:val="0"/>
+                <w:lang w:val="ru-RU" w:eastAsia="be-BY"/>
+              </w:rPr>
+            </w:pPr>
+            <w:r>
+              <w:rPr>
+                <w:rFonts w:ascii="Times New Roman" w:eastAsia="Times New Roman" w:hAnsi="Times New Roman"/>
+                <w:kern w:val="0"/>
+                <w:lang w:val="ru-RU" w:eastAsia="be-BY"/>
+              </w:rPr>
+              <w:t>_____________</w:t>
+            </w:r>
+            <w:r>
+              <w:rPr>
+                <w:rFonts w:ascii="Times New Roman" w:eastAsia="Times New Roman" w:hAnsi="Times New Roman"/>
+                <w:kern w:val="0"/>
+                <w:lang w:val="ru-RU" w:eastAsia="be-BY"/>
+              </w:rPr>
+              <w:t xml:space="preserve"> </w:t>
+            </w:r>
+            <w:r>
+              <w:rPr>
+                <w:rFonts w:ascii="Times New Roman" w:eastAsia="Times New Roman" w:hAnsi="Times New Roman"/>
+                <w:kern w:val="0"/>
+                <w:u w:val="single"/>
+                <w:lang w:val="ru-RU" w:eastAsia="be-BY"/>
+              </w:rPr>
+              <w:t xml:space="preserve"> </w:t>
+            </w:r>
             <w:r>
               <w:rPr>
                 <w:rFonts w:ascii="Times New Roman" w:eastAsia="Times New Roman" w:hAnsi="Times New Roman"/>
@@ -2722,17 +2852,70 @@
                 <w:u w:val="single"/>
                 <w:lang w:eastAsia="be-BY"/>
               </w:rPr>
-              <w:t>B</w:t>
-            </w:r>
-            <w:r>
-              <w:rPr>
-                <w:rFonts w:ascii="Times New Roman" w:eastAsia="Times New Roman" w:hAnsi="Times New Roman"/>
-                <w:kern w:val="0"/>
-                <w:lang w:eastAsia="be-BY"/>
-              </w:rPr>
-              <w:t>:</w:t>
-            </w:r>
-          </w:p>
+              <w:t>N</w:t>
+            </w:r>
+          </w:p>
+          <w:p>
+            <w:pPr>
+              <w:spacing w:after="0" w:line="240" w:lineRule="auto"/>
+              <w:rPr>
+                <w:rFonts w:ascii="Times New Roman" w:eastAsia="Times New Roman" w:hAnsi="Times New Roman"/>
+                <w:bCs/>
+                <w:kern w:val="24"/>
+                <w:lang w:val="ru-RU" w:eastAsia="be-BY"/>
+              </w:rPr>
+            </w:pPr>
+            <w:r>
+              <w:rPr>
+                <w:rFonts w:ascii="Times New Roman" w:eastAsia="Times New Roman" w:hAnsi="Times New Roman"/>
+                <w:bCs/>
+                <w:kern w:val="0"/>
+                <w:lang w:val="ru-RU" w:eastAsia="be-BY"/>
+              </w:rPr>
+              <w:t>М</w:t>
+            </w:r>
+            <w:r>
+              <w:rPr>
+                <w:rFonts w:ascii="Times New Roman" w:eastAsia="Times New Roman" w:hAnsi="Times New Roman"/>
+                <w:bCs/>
+                <w:kern w:val="0"/>
+                <w:lang w:val="ru-RU" w:eastAsia="be-BY"/>
+              </w:rPr>
+              <w:t>.</w:t>
+            </w:r>
+            <w:r>
+              <w:rPr>
+                <w:rFonts w:ascii="Times New Roman" w:eastAsia="Times New Roman" w:hAnsi="Times New Roman"/>
+                <w:bCs/>
+                <w:kern w:val="0"/>
+                <w:lang w:val="ru-RU" w:eastAsia="be-BY"/>
+              </w:rPr>
+              <w:t>П</w:t>
+            </w:r>
+            <w:r>
+              <w:rPr>
+                <w:rFonts w:ascii="Times New Roman" w:eastAsia="Times New Roman" w:hAnsi="Times New Roman"/>
+                <w:bCs/>
+                <w:kern w:val="0"/>
+                <w:lang w:val="ru-RU" w:eastAsia="be-BY"/>
+              </w:rPr>
+              <w:t xml:space="preserve">. </w:t>
+            </w:r>
+            <w:r>
+              <w:rPr>
+                <w:rFonts w:ascii="Times New Roman" w:eastAsia="Times New Roman" w:hAnsi="Times New Roman"/>
+                <w:bCs/>
+                <w:kern w:val="0"/>
+                <w:lang w:val="ru-RU" w:eastAsia="be-BY"/>
+              </w:rPr>
+              <w:t>подпись</w:t>
+            </w:r>
+          </w:p>
+        </w:tc>
+        <w:tc>
+          <w:tcPr>
+            <w:tcW w:w="4932" w:type="dxa"/>
+          </w:tcPr>
           <w:p>
             <w:pPr>
               <w:tabs>
@@ -2751,121 +2934,23 @@
                 <w:tab w:val="left" w:pos="9204"/>
               </w:tabs>
               <w:spacing w:after="0" w:line="240" w:lineRule="auto"/>
-              <w:jc w:val="both"/>
-              <w:rPr>
-                <w:rFonts w:ascii="Times New Roman" w:eastAsia="Times New Roman" w:hAnsi="Times New Roman"/>
-                <w:kern w:val="0"/>
-                <w:lang w:eastAsia="be-BY"/>
-              </w:rPr>
-            </w:pPr>
-          </w:p>
-          <w:p>
-            <w:pPr>
-              <w:spacing w:after="0" w:line="240" w:lineRule="auto"/>
-              <w:jc w:val="both"/>
-              <w:rPr>
-                <w:rFonts w:ascii="Times New Roman" w:eastAsia="Times New Roman" w:hAnsi="Times New Roman"/>
-                <w:kern w:val="0"/>
-                <w:lang w:eastAsia="be-BY"/>
-              </w:rPr>
-            </w:pPr>
-            <w:r>
-              <w:rPr>
-                <w:rFonts w:ascii="Times New Roman" w:eastAsia="Times New Roman" w:hAnsi="Times New Roman"/>
-                <w:kern w:val="0"/>
-                <w:lang w:eastAsia="be-BY"/>
-              </w:rPr>
-              <w:t>_____________</w:t>
-            </w:r>
-            <w:r>
-              <w:rPr>
-                <w:rFonts w:ascii="Times New Roman" w:eastAsia="Times New Roman" w:hAnsi="Times New Roman"/>
-                <w:kern w:val="0"/>
-                <w:lang w:eastAsia="be-BY"/>
-              </w:rPr>
-              <w:t xml:space="preserve"> </w:t>
-            </w:r>
-            <w:r>
-              <w:rPr>
-                <w:rFonts w:ascii="Times New Roman" w:eastAsia="Times New Roman" w:hAnsi="Times New Roman"/>
-                <w:kern w:val="0"/>
-                <w:u w:val="single"/>
-                <w:lang w:eastAsia="be-BY"/>
-              </w:rPr>
-              <w:t xml:space="preserve"> </w:t>
-            </w:r>
-            <w:r>
-              <w:rPr>
-                <w:rFonts w:ascii="Times New Roman" w:eastAsia="Times New Roman" w:hAnsi="Times New Roman"/>
-                <w:kern w:val="0"/>
-                <w:u w:val="single"/>
-                <w:lang w:eastAsia="be-BY"/>
-              </w:rPr>
-              <w:t>N</w:t>
-            </w:r>
-          </w:p>
-          <w:p>
-            <w:pPr>
-              <w:spacing w:after="0" w:line="240" w:lineRule="auto"/>
-              <w:jc w:val="both"/>
-              <w:rPr>
-                <w:rFonts w:ascii="Times New Roman" w:eastAsia="Times New Roman" w:hAnsi="Times New Roman"/>
-                <w:bCs/>
-                <w:kern w:val="24"/>
-                <w:lang w:eastAsia="be-BY"/>
-              </w:rPr>
-            </w:pPr>
-            <w:r>
-              <w:rPr>
-                <w:rFonts w:ascii="Times New Roman" w:eastAsia="Times New Roman" w:hAnsi="Times New Roman"/>
-                <w:bCs/>
-                <w:kern w:val="0"/>
-                <w:lang w:val="ru-RU" w:eastAsia="be-BY"/>
-              </w:rPr>
-              <w:t>М</w:t>
-            </w:r>
-            <w:r>
-              <w:rPr>
-                <w:rFonts w:ascii="Times New Roman" w:eastAsia="Times New Roman" w:hAnsi="Times New Roman"/>
-                <w:bCs/>
-                <w:kern w:val="0"/>
-                <w:lang w:eastAsia="be-BY"/>
-              </w:rPr>
-              <w:t>.</w:t>
-            </w:r>
-            <w:r>
-              <w:rPr>
-                <w:rFonts w:ascii="Times New Roman" w:eastAsia="Times New Roman" w:hAnsi="Times New Roman"/>
-                <w:bCs/>
-                <w:kern w:val="0"/>
-                <w:lang w:val="ru-RU" w:eastAsia="be-BY"/>
-              </w:rPr>
-              <w:t>П</w:t>
-            </w:r>
-            <w:r>
-              <w:rPr>
-                <w:rFonts w:ascii="Times New Roman" w:eastAsia="Times New Roman" w:hAnsi="Times New Roman"/>
-                <w:bCs/>
-                <w:kern w:val="0"/>
-                <w:lang w:eastAsia="be-BY"/>
-              </w:rPr>
-              <w:t xml:space="preserve">. </w:t>
-            </w:r>
-            <w:r>
-              <w:rPr>
-                <w:rFonts w:ascii="Times New Roman" w:eastAsia="Times New Roman" w:hAnsi="Times New Roman"/>
-                <w:bCs/>
-                <w:kern w:val="0"/>
-                <w:lang w:val="ru-RU" w:eastAsia="be-BY"/>
-              </w:rPr>
-              <w:t>подпись</w:t>
-            </w:r>
-          </w:p>
-        </w:tc>
-        <w:tc>
-          <w:tcPr>
-            <w:tcW w:w="4932" w:type="dxa"/>
-          </w:tcPr>
+              <w:rPr>
+                <w:rFonts w:ascii="Times New Roman" w:eastAsia="Times New Roman" w:hAnsi="Times New Roman"/>
+                <w:bCs/>
+                <w:kern w:val="0"/>
+                <w:lang w:val="ru-RU" w:eastAsia="be-BY"/>
+              </w:rPr>
+            </w:pPr>
+            <w:r>
+              <w:rPr>
+                <w:rFonts w:ascii="Times New Roman" w:eastAsia="Times New Roman" w:hAnsi="Times New Roman"/>
+                <w:bCs/>
+                <w:kern w:val="0"/>
+                <w:lang w:val="ru-RU" w:eastAsia="be-BY"/>
+              </w:rPr>
+              <w:t xml:space="preserve">Общество с ограниченной ответственностью «Техника Ивента Онпромобай» </w:t>
+            </w:r>
+          </w:p>
           <w:p>
             <w:pPr>
               <w:tabs>
@@ -2898,7 +2983,7 @@
                 <w:kern w:val="0"/>
                 <w:lang w:val="ru-RU" w:eastAsia="be-BY"/>
               </w:rPr>
-              <w:t xml:space="preserve">Общество с ограниченной ответственностью «Техника Ивента Онпромобай» </w:t>
+              <w:t xml:space="preserve">УНП 291856650 </w:t>
             </w:r>
           </w:p>
           <w:p>
@@ -2933,7 +3018,7 @@
                 <w:kern w:val="0"/>
                 <w:lang w:val="ru-RU" w:eastAsia="be-BY"/>
               </w:rPr>
-              <w:t xml:space="preserve">УНП 291856650 </w:t>
+              <w:t>юридический адрес: 224028, г. Брест, ул. Коммерческая 17К/6</w:t>
             </w:r>
           </w:p>
           <w:p>
@@ -2968,7 +3053,7 @@
                 <w:kern w:val="0"/>
                 <w:lang w:val="ru-RU" w:eastAsia="be-BY"/>
               </w:rPr>
-              <w:t>юридический адрес: 224028, г. Брест, ул. Коммерческая 17К/6</w:t>
+              <w:t>почтовый адрес: 224028, г. Брест, ул. Коммерческая 17К корпус 1</w:t>
             </w:r>
           </w:p>
           <w:p>
@@ -3003,7 +3088,7 @@
                 <w:kern w:val="0"/>
                 <w:lang w:val="ru-RU" w:eastAsia="be-BY"/>
               </w:rPr>
-              <w:t>почтовый адрес: 224028, г. Брест, ул. Коммерческая 17К корпус 1</w:t>
+              <w:t>тел.: +375 33 6434035</w:t>
             </w:r>
           </w:p>
           <w:p>
@@ -3038,41 +3123,6 @@
                 <w:kern w:val="0"/>
                 <w:lang w:val="ru-RU" w:eastAsia="be-BY"/>
               </w:rPr>
-              <w:t>тел.: +375 33 6434035</w:t>
-            </w:r>
-          </w:p>
-          <w:p>
-            <w:pPr>
-              <w:tabs>
-                <w:tab w:val="left" w:pos="708"/>
-                <w:tab w:val="left" w:pos="1416"/>
-                <w:tab w:val="left" w:pos="2124"/>
-                <w:tab w:val="left" w:pos="2832"/>
-                <w:tab w:val="left" w:pos="3540"/>
-                <w:tab w:val="left" w:pos="4248"/>
-                <w:tab w:val="left" w:pos="4956"/>
-                <w:tab w:val="left" w:pos="5664"/>
-                <w:tab w:val="left" w:pos="6372"/>
-                <w:tab w:val="left" w:pos="7080"/>
-                <w:tab w:val="left" w:pos="7788"/>
-                <w:tab w:val="left" w:pos="8496"/>
-                <w:tab w:val="left" w:pos="9204"/>
-              </w:tabs>
-              <w:spacing w:after="0" w:line="240" w:lineRule="auto"/>
-              <w:rPr>
-                <w:rFonts w:ascii="Times New Roman" w:eastAsia="Times New Roman" w:hAnsi="Times New Roman"/>
-                <w:bCs/>
-                <w:kern w:val="0"/>
-                <w:lang w:val="ru-RU" w:eastAsia="be-BY"/>
-              </w:rPr>
-            </w:pPr>
-            <w:r>
-              <w:rPr>
-                <w:rFonts w:ascii="Times New Roman" w:eastAsia="Times New Roman" w:hAnsi="Times New Roman"/>
-                <w:bCs/>
-                <w:kern w:val="0"/>
-                <w:lang w:val="ru-RU" w:eastAsia="be-BY"/>
-              </w:rPr>
               <w:t>банковские реквизиты:</w:t>
             </w:r>
           </w:p>
@@ -3696,8 +3746,6 @@
         </w:rPr>
         <w:t>Z</w:t>
       </w:r>
-      <w:bookmarkStart w:id="0" w:name="_GoBack"/>
-      <w:bookmarkEnd w:id="0"/>
       <w:r>
         <w:rPr>
           <w:rFonts w:ascii="Times New Roman" w:eastAsia="Times New Roman" w:hAnsi="Times New Roman"/>
@@ -4361,6 +4409,50 @@
       </w:tr>
       <w:tr>
         <w:trPr>
+          <w:trHeight w:val="732"/>
+          <w:jc w:val="center"/>
+        </w:trPr>
+        <w:tc>
+          <w:tcPr>
+            <w:tcW w:w="5164" w:type="dxa"/>
+          </w:tcPr>
+          <w:p>
+            <w:pPr>
+              <w:spacing w:after="0" w:line="240" w:lineRule="auto"/>
+              <w:ind w:firstLine="709"/>
+              <w:jc w:val="center"/>
+              <w:outlineLvl w:val="0"/>
+              <w:rPr>
+                <w:rFonts w:ascii="Times New Roman" w:eastAsia="Times New Roman" w:hAnsi="Times New Roman"/>
+                <w:b/>
+                <w:kern w:val="24"/>
+                <w:lang w:val="ru-RU" w:eastAsia="be-BY"/>
+              </w:rPr>
+            </w:pPr>
+          </w:p>
+        </w:tc>
+        <w:tc>
+          <w:tcPr>
+            <w:tcW w:w="4932" w:type="dxa"/>
+          </w:tcPr>
+          <w:p>
+            <w:pPr>
+              <w:spacing w:after="0" w:line="240" w:lineRule="auto"/>
+              <w:ind w:firstLine="709"/>
+              <w:jc w:val="center"/>
+              <w:outlineLvl w:val="0"/>
+              <w:rPr>
+                <w:rFonts w:ascii="Times New Roman" w:eastAsia="Times New Roman" w:hAnsi="Times New Roman"/>
+                <w:b/>
+                <w:kern w:val="24"/>
+                <w:lang w:val="ru-RU" w:eastAsia="be-BY"/>
+              </w:rPr>
+            </w:pPr>
+          </w:p>
+        </w:tc>
+      </w:tr>
+      <w:tr>
+        <w:trPr>
           <w:trHeight w:val="3140"/>
           <w:jc w:val="center"/>
         </w:trPr>
@@ -4386,12 +4478,11 @@
                 <w:tab w:val="left" w:pos="9204"/>
               </w:tabs>
               <w:spacing w:after="0" w:line="240" w:lineRule="auto"/>
-              <w:jc w:val="both"/>
               <w:rPr>
                 <w:rFonts w:ascii="Times New Roman" w:eastAsia="Times New Roman" w:hAnsi="Times New Roman"/>
                 <w:kern w:val="0"/>
                 <w:u w:val="single"/>
-                <w:lang w:eastAsia="be-BY"/>
+                <w:lang w:val="ru-RU" w:eastAsia="be-BY"/>
               </w:rPr>
             </w:pPr>
             <w:r>
@@ -4422,7 +4513,6 @@
                 <w:tab w:val="left" w:pos="9204"/>
               </w:tabs>
               <w:spacing w:after="0" w:line="240" w:lineRule="auto"/>
-              <w:jc w:val="both"/>
               <w:rPr>
                 <w:rFonts w:ascii="Times New Roman" w:eastAsia="Times New Roman" w:hAnsi="Times New Roman"/>
                 <w:kern w:val="0"/>
@@ -4466,11 +4556,9 @@
                 <w:tab w:val="left" w:pos="9204"/>
               </w:tabs>
               <w:spacing w:after="0" w:line="240" w:lineRule="auto"/>
-              <w:jc w:val="both"/>
-              <w:rPr>
-                <w:rFonts w:ascii="Times New Roman" w:eastAsia="Times New Roman" w:hAnsi="Times New Roman"/>
-                <w:kern w:val="0"/>
-                <w:u w:val="single"/>
+              <w:rPr>
+                <w:rFonts w:ascii="Times New Roman" w:eastAsia="Times New Roman" w:hAnsi="Times New Roman"/>
+                <w:kern w:val="0"/>
                 <w:lang w:val="ru-RU" w:eastAsia="be-BY"/>
               </w:rPr>
             </w:pPr>
@@ -4488,15 +4576,15 @@
                 <w:kern w:val="0"/>
                 <w:lang w:val="ru-RU" w:eastAsia="be-BY"/>
               </w:rPr>
-              <w:t>ридический адрес</w:t>
-            </w:r>
-            <w:r>
-              <w:rPr>
-                <w:rFonts w:ascii="Times New Roman" w:eastAsia="Times New Roman" w:hAnsi="Times New Roman"/>
-                <w:kern w:val="0"/>
-                <w:lang w:val="ru-RU" w:eastAsia="be-BY"/>
-              </w:rPr>
-              <w:t xml:space="preserve">: </w:t>
+              <w:t>ридический адрес:</w:t>
+            </w:r>
+            <w:r>
+              <w:rPr>
+                <w:rFonts w:ascii="Times New Roman" w:eastAsia="Times New Roman" w:hAnsi="Times New Roman"/>
+                <w:kern w:val="0"/>
+                <w:lang w:val="ru-RU" w:eastAsia="be-BY"/>
+              </w:rPr>
+              <w:t xml:space="preserve"> </w:t>
             </w:r>
             <w:r>
               <w:rPr>
@@ -4526,12 +4614,11 @@
                 <w:tab w:val="left" w:pos="9204"/>
               </w:tabs>
               <w:spacing w:after="0" w:line="240" w:lineRule="auto"/>
-              <w:jc w:val="both"/>
               <w:rPr>
                 <w:rFonts w:ascii="Times New Roman" w:eastAsia="Times New Roman" w:hAnsi="Times New Roman"/>
                 <w:kern w:val="0"/>
                 <w:u w:val="single"/>
-                <w:lang w:eastAsia="be-BY"/>
+                <w:lang w:val="ru-RU" w:eastAsia="be-BY"/>
               </w:rPr>
             </w:pPr>
             <w:r>
@@ -4562,7 +4649,6 @@
                 <w:tab w:val="left" w:pos="9204"/>
               </w:tabs>
               <w:spacing w:after="0" w:line="240" w:lineRule="auto"/>
-              <w:jc w:val="both"/>
               <w:rPr>
                 <w:rFonts w:ascii="Times New Roman" w:eastAsia="Times New Roman" w:hAnsi="Times New Roman"/>
                 <w:kern w:val="0"/>
@@ -4598,31 +4684,48 @@
                 <w:tab w:val="left" w:pos="9204"/>
               </w:tabs>
               <w:spacing w:after="0" w:line="240" w:lineRule="auto"/>
-              <w:jc w:val="both"/>
+              <w:rPr>
+                <w:rFonts w:ascii="Times New Roman" w:eastAsia="Times New Roman" w:hAnsi="Times New Roman"/>
+                <w:kern w:val="0"/>
+                <w:u w:val="single"/>
+                <w:lang w:val="ru-RU" w:eastAsia="be-BY"/>
+              </w:rPr>
+            </w:pPr>
+            <w:r>
+              <w:rPr>
+                <w:rFonts w:ascii="Times New Roman" w:eastAsia="Times New Roman" w:hAnsi="Times New Roman"/>
+                <w:kern w:val="0"/>
+                <w:u w:val="single"/>
+                <w:lang w:val="ru-RU" w:eastAsia="be-BY"/>
+              </w:rPr>
+              <w:t>банковские реквизиты</w:t>
+            </w:r>
+            <w:r>
+              <w:rPr>
+                <w:rFonts w:ascii="Times New Roman" w:eastAsia="Times New Roman" w:hAnsi="Times New Roman"/>
+                <w:kern w:val="0"/>
+                <w:u w:val="single"/>
+                <w:lang w:val="ru-RU" w:eastAsia="be-BY"/>
+              </w:rPr>
+              <w:t>:</w:t>
+            </w:r>
+            <w:r>
+              <w:rPr>
+                <w:rFonts w:ascii="Times New Roman" w:eastAsia="Times New Roman" w:hAnsi="Times New Roman"/>
+                <w:kern w:val="0"/>
+                <w:u w:val="single"/>
+                <w:lang w:val="ru-RU" w:eastAsia="be-BY"/>
+              </w:rPr>
+              <w:br/>
+            </w:r>
+            <w:r>
               <w:rPr>
                 <w:rFonts w:ascii="Times New Roman" w:eastAsia="Times New Roman" w:hAnsi="Times New Roman"/>
                 <w:kern w:val="0"/>
                 <w:u w:val="single"/>
                 <w:lang w:eastAsia="be-BY"/>
               </w:rPr>
-            </w:pPr>
-            <w:r>
-              <w:rPr>
-                <w:rFonts w:ascii="Times New Roman" w:eastAsia="Times New Roman" w:hAnsi="Times New Roman"/>
-                <w:kern w:val="0"/>
-                <w:u w:val="single"/>
-                <w:lang w:val="ru-RU" w:eastAsia="be-BY"/>
-              </w:rPr>
-              <w:t>Банковские реквизиты</w:t>
-            </w:r>
-            <w:r>
-              <w:rPr>
-                <w:rFonts w:ascii="Times New Roman" w:eastAsia="Times New Roman" w:hAnsi="Times New Roman"/>
-                <w:kern w:val="0"/>
-                <w:u w:val="single"/>
-                <w:lang w:eastAsia="be-BY"/>
-              </w:rPr>
-              <w:t>:</w:t>
+              <w:t>M</w:t>
             </w:r>
           </w:p>
           <w:p>
@@ -4643,23 +4746,12 @@
                 <w:tab w:val="left" w:pos="9204"/>
               </w:tabs>
               <w:spacing w:after="0" w:line="240" w:lineRule="auto"/>
-              <w:jc w:val="both"/>
-              <w:rPr>
-                <w:rFonts w:ascii="Times New Roman" w:eastAsia="Times New Roman" w:hAnsi="Times New Roman"/>
-                <w:kern w:val="0"/>
-                <w:u w:val="single"/>
-                <w:lang w:eastAsia="be-BY"/>
-              </w:rPr>
-            </w:pPr>
-            <w:r>
-              <w:rPr>
-                <w:rFonts w:ascii="Times New Roman" w:eastAsia="Times New Roman" w:hAnsi="Times New Roman"/>
-                <w:kern w:val="0"/>
-                <w:u w:val="single"/>
-                <w:lang w:eastAsia="be-BY"/>
-              </w:rPr>
-              <w:t>M</w:t>
-            </w:r>
+              <w:rPr>
+                <w:rFonts w:ascii="Times New Roman" w:eastAsia="Times New Roman" w:hAnsi="Times New Roman"/>
+                <w:kern w:val="0"/>
+                <w:lang w:val="ru-RU" w:eastAsia="be-BY"/>
+              </w:rPr>
+            </w:pPr>
           </w:p>
           <w:p>
             <w:pPr>
@@ -4679,11 +4771,10 @@
                 <w:tab w:val="left" w:pos="9204"/>
               </w:tabs>
               <w:spacing w:after="0" w:line="240" w:lineRule="auto"/>
-              <w:jc w:val="both"/>
-              <w:rPr>
-                <w:rFonts w:ascii="Times New Roman" w:eastAsia="Times New Roman" w:hAnsi="Times New Roman"/>
-                <w:kern w:val="0"/>
-                <w:lang w:eastAsia="be-BY"/>
+              <w:rPr>
+                <w:rFonts w:ascii="Times New Roman" w:eastAsia="Times New Roman" w:hAnsi="Times New Roman"/>
+                <w:kern w:val="0"/>
+                <w:lang w:val="ru-RU" w:eastAsia="be-BY"/>
               </w:rPr>
             </w:pPr>
           </w:p>
@@ -4705,11 +4796,10 @@
                 <w:tab w:val="left" w:pos="9204"/>
               </w:tabs>
               <w:spacing w:after="0" w:line="240" w:lineRule="auto"/>
-              <w:jc w:val="both"/>
-              <w:rPr>
-                <w:rFonts w:ascii="Times New Roman" w:eastAsia="Times New Roman" w:hAnsi="Times New Roman"/>
-                <w:kern w:val="0"/>
-                <w:lang w:eastAsia="be-BY"/>
+              <w:rPr>
+                <w:rFonts w:ascii="Times New Roman" w:eastAsia="Times New Roman" w:hAnsi="Times New Roman"/>
+                <w:kern w:val="0"/>
+                <w:lang w:val="ru-RU" w:eastAsia="be-BY"/>
               </w:rPr>
             </w:pPr>
           </w:p>
@@ -4731,11 +4821,10 @@
                 <w:tab w:val="left" w:pos="9204"/>
               </w:tabs>
               <w:spacing w:after="0" w:line="240" w:lineRule="auto"/>
-              <w:jc w:val="both"/>
-              <w:rPr>
-                <w:rFonts w:ascii="Times New Roman" w:eastAsia="Times New Roman" w:hAnsi="Times New Roman"/>
-                <w:kern w:val="0"/>
-                <w:lang w:eastAsia="be-BY"/>
+              <w:rPr>
+                <w:rFonts w:ascii="Times New Roman" w:eastAsia="Times New Roman" w:hAnsi="Times New Roman"/>
+                <w:kern w:val="0"/>
+                <w:lang w:val="ru-RU" w:eastAsia="be-BY"/>
               </w:rPr>
             </w:pPr>
           </w:p>
@@ -4757,11 +4846,10 @@
                 <w:tab w:val="left" w:pos="9204"/>
               </w:tabs>
               <w:spacing w:after="0" w:line="240" w:lineRule="auto"/>
-              <w:jc w:val="both"/>
-              <w:rPr>
-                <w:rFonts w:ascii="Times New Roman" w:eastAsia="Times New Roman" w:hAnsi="Times New Roman"/>
-                <w:kern w:val="0"/>
-                <w:lang w:eastAsia="be-BY"/>
+              <w:rPr>
+                <w:rFonts w:ascii="Times New Roman" w:eastAsia="Times New Roman" w:hAnsi="Times New Roman"/>
+                <w:kern w:val="0"/>
+                <w:lang w:val="ru-RU" w:eastAsia="be-BY"/>
               </w:rPr>
             </w:pPr>
           </w:p>
@@ -4783,11 +4871,10 @@
                 <w:tab w:val="left" w:pos="9204"/>
               </w:tabs>
               <w:spacing w:after="0" w:line="240" w:lineRule="auto"/>
-              <w:jc w:val="both"/>
-              <w:rPr>
-                <w:rFonts w:ascii="Times New Roman" w:eastAsia="Times New Roman" w:hAnsi="Times New Roman"/>
-                <w:kern w:val="0"/>
-                <w:lang w:eastAsia="be-BY"/>
+              <w:rPr>
+                <w:rFonts w:ascii="Times New Roman" w:eastAsia="Times New Roman" w:hAnsi="Times New Roman"/>
+                <w:kern w:val="0"/>
+                <w:lang w:val="ru-RU" w:eastAsia="be-BY"/>
               </w:rPr>
             </w:pPr>
           </w:p>
@@ -4809,11 +4896,10 @@
                 <w:tab w:val="left" w:pos="9204"/>
               </w:tabs>
               <w:spacing w:after="0" w:line="240" w:lineRule="auto"/>
-              <w:jc w:val="both"/>
-              <w:rPr>
-                <w:rFonts w:ascii="Times New Roman" w:eastAsia="Times New Roman" w:hAnsi="Times New Roman"/>
-                <w:kern w:val="0"/>
-                <w:lang w:eastAsia="be-BY"/>
+              <w:rPr>
+                <w:rFonts w:ascii="Times New Roman" w:eastAsia="Times New Roman" w:hAnsi="Times New Roman"/>
+                <w:kern w:val="0"/>
+                <w:lang w:val="ru-RU" w:eastAsia="be-BY"/>
               </w:rPr>
             </w:pPr>
           </w:p>
@@ -4835,13 +4921,29 @@
                 <w:tab w:val="left" w:pos="9204"/>
               </w:tabs>
               <w:spacing w:after="0" w:line="240" w:lineRule="auto"/>
-              <w:jc w:val="both"/>
-              <w:rPr>
-                <w:rFonts w:ascii="Times New Roman" w:eastAsia="Times New Roman" w:hAnsi="Times New Roman"/>
-                <w:kern w:val="0"/>
+              <w:rPr>
+                <w:rFonts w:ascii="Times New Roman" w:eastAsia="Times New Roman" w:hAnsi="Times New Roman"/>
+                <w:kern w:val="0"/>
+                <w:lang w:val="ru-RU" w:eastAsia="be-BY"/>
+              </w:rPr>
+            </w:pPr>
+            <w:r>
+              <w:rPr>
+                <w:rFonts w:ascii="Times New Roman" w:eastAsia="Times New Roman" w:hAnsi="Times New Roman"/>
+                <w:kern w:val="0"/>
+                <w:u w:val="single"/>
                 <w:lang w:eastAsia="be-BY"/>
               </w:rPr>
-            </w:pPr>
+              <w:t>B</w:t>
+            </w:r>
+            <w:r>
+              <w:rPr>
+                <w:rFonts w:ascii="Times New Roman" w:eastAsia="Times New Roman" w:hAnsi="Times New Roman"/>
+                <w:kern w:val="0"/>
+                <w:lang w:val="ru-RU" w:eastAsia="be-BY"/>
+              </w:rPr>
+              <w:t>:</w:t>
+            </w:r>
           </w:p>
           <w:p>
             <w:pPr>
@@ -4861,39 +4963,39 @@
                 <w:tab w:val="left" w:pos="9204"/>
               </w:tabs>
               <w:spacing w:after="0" w:line="240" w:lineRule="auto"/>
-              <w:jc w:val="both"/>
-              <w:rPr>
-                <w:rFonts w:ascii="Times New Roman" w:eastAsia="Times New Roman" w:hAnsi="Times New Roman"/>
-                <w:kern w:val="0"/>
-                <w:lang w:eastAsia="be-BY"/>
-              </w:rPr>
-            </w:pPr>
-          </w:p>
-          <w:p>
-            <w:pPr>
-              <w:tabs>
-                <w:tab w:val="left" w:pos="708"/>
-                <w:tab w:val="left" w:pos="1416"/>
-                <w:tab w:val="left" w:pos="2124"/>
-                <w:tab w:val="left" w:pos="2832"/>
-                <w:tab w:val="left" w:pos="3540"/>
-                <w:tab w:val="left" w:pos="4248"/>
-                <w:tab w:val="left" w:pos="4956"/>
-                <w:tab w:val="left" w:pos="5664"/>
-                <w:tab w:val="left" w:pos="6372"/>
-                <w:tab w:val="left" w:pos="7080"/>
-                <w:tab w:val="left" w:pos="7788"/>
-                <w:tab w:val="left" w:pos="8496"/>
-                <w:tab w:val="left" w:pos="9204"/>
-              </w:tabs>
-              <w:spacing w:after="0" w:line="240" w:lineRule="auto"/>
-              <w:jc w:val="both"/>
-              <w:rPr>
-                <w:rFonts w:ascii="Times New Roman" w:eastAsia="Times New Roman" w:hAnsi="Times New Roman"/>
-                <w:kern w:val="0"/>
-                <w:lang w:eastAsia="be-BY"/>
-              </w:rPr>
-            </w:pPr>
+              <w:rPr>
+                <w:rFonts w:ascii="Times New Roman" w:eastAsia="Times New Roman" w:hAnsi="Times New Roman"/>
+                <w:kern w:val="0"/>
+                <w:lang w:val="ru-RU" w:eastAsia="be-BY"/>
+              </w:rPr>
+            </w:pPr>
+          </w:p>
+          <w:p>
+            <w:pPr>
+              <w:spacing w:after="0" w:line="240" w:lineRule="auto"/>
+              <w:rPr>
+                <w:rFonts w:ascii="Times New Roman" w:eastAsia="Times New Roman" w:hAnsi="Times New Roman"/>
+                <w:kern w:val="0"/>
+                <w:lang w:val="ru-RU" w:eastAsia="be-BY"/>
+              </w:rPr>
+            </w:pPr>
+            <w:r>
+              <w:rPr>
+                <w:rFonts w:ascii="Times New Roman" w:eastAsia="Times New Roman" w:hAnsi="Times New Roman"/>
+                <w:kern w:val="0"/>
+                <w:lang w:val="ru-RU" w:eastAsia="be-BY"/>
+              </w:rPr>
+              <w:t xml:space="preserve">_____________ </w:t>
+            </w:r>
+            <w:r>
+              <w:rPr>
+                <w:rFonts w:ascii="Times New Roman" w:eastAsia="Times New Roman" w:hAnsi="Times New Roman"/>
+                <w:kern w:val="0"/>
+                <w:u w:val="single"/>
+                <w:lang w:val="ru-RU" w:eastAsia="be-BY"/>
+              </w:rPr>
+              <w:t xml:space="preserve"> </w:t>
+            </w:r>
             <w:r>
               <w:rPr>
                 <w:rFonts w:ascii="Times New Roman" w:eastAsia="Times New Roman" w:hAnsi="Times New Roman"/>
@@ -4901,89 +5003,17 @@
                 <w:u w:val="single"/>
                 <w:lang w:eastAsia="be-BY"/>
               </w:rPr>
-              <w:t>B</w:t>
-            </w:r>
-            <w:r>
-              <w:rPr>
-                <w:rFonts w:ascii="Times New Roman" w:eastAsia="Times New Roman" w:hAnsi="Times New Roman"/>
-                <w:kern w:val="0"/>
-                <w:lang w:eastAsia="be-BY"/>
-              </w:rPr>
-              <w:t>:</w:t>
-            </w:r>
-          </w:p>
-          <w:p>
-            <w:pPr>
-              <w:tabs>
-                <w:tab w:val="left" w:pos="708"/>
-                <w:tab w:val="left" w:pos="1416"/>
-                <w:tab w:val="left" w:pos="2124"/>
-                <w:tab w:val="left" w:pos="2832"/>
-                <w:tab w:val="left" w:pos="3540"/>
-                <w:tab w:val="left" w:pos="4248"/>
-                <w:tab w:val="left" w:pos="4956"/>
-                <w:tab w:val="left" w:pos="5664"/>
-                <w:tab w:val="left" w:pos="6372"/>
-                <w:tab w:val="left" w:pos="7080"/>
-                <w:tab w:val="left" w:pos="7788"/>
-                <w:tab w:val="left" w:pos="8496"/>
-                <w:tab w:val="left" w:pos="9204"/>
-              </w:tabs>
-              <w:spacing w:after="0" w:line="240" w:lineRule="auto"/>
-              <w:jc w:val="both"/>
-              <w:rPr>
-                <w:rFonts w:ascii="Times New Roman" w:eastAsia="Times New Roman" w:hAnsi="Times New Roman"/>
-                <w:kern w:val="0"/>
-                <w:lang w:eastAsia="be-BY"/>
-              </w:rPr>
-            </w:pPr>
-          </w:p>
-          <w:p>
-            <w:pPr>
-              <w:spacing w:after="0" w:line="240" w:lineRule="auto"/>
-              <w:jc w:val="both"/>
-              <w:rPr>
-                <w:rFonts w:ascii="Times New Roman" w:eastAsia="Times New Roman" w:hAnsi="Times New Roman"/>
-                <w:kern w:val="0"/>
-                <w:lang w:eastAsia="be-BY"/>
-              </w:rPr>
-            </w:pPr>
-            <w:r>
-              <w:rPr>
-                <w:rFonts w:ascii="Times New Roman" w:eastAsia="Times New Roman" w:hAnsi="Times New Roman"/>
-                <w:kern w:val="0"/>
-                <w:lang w:eastAsia="be-BY"/>
-              </w:rPr>
-              <w:t xml:space="preserve">_____________ </w:t>
-            </w:r>
-            <w:r>
-              <w:rPr>
-                <w:rFonts w:ascii="Times New Roman" w:eastAsia="Times New Roman" w:hAnsi="Times New Roman"/>
-                <w:kern w:val="0"/>
-                <w:u w:val="single"/>
-                <w:lang w:eastAsia="be-BY"/>
-              </w:rPr>
-              <w:t xml:space="preserve"> </w:t>
-            </w:r>
-            <w:r>
-              <w:rPr>
-                <w:rFonts w:ascii="Times New Roman" w:eastAsia="Times New Roman" w:hAnsi="Times New Roman"/>
-                <w:kern w:val="0"/>
-                <w:u w:val="single"/>
-                <w:lang w:eastAsia="be-BY"/>
-              </w:rPr>
               <w:t>N</w:t>
             </w:r>
           </w:p>
           <w:p>
             <w:pPr>
               <w:spacing w:after="0" w:line="240" w:lineRule="auto"/>
-              <w:jc w:val="both"/>
               <w:rPr>
                 <w:rFonts w:ascii="Times New Roman" w:eastAsia="Times New Roman" w:hAnsi="Times New Roman"/>
                 <w:bCs/>
                 <w:kern w:val="24"/>
-                <w:lang w:eastAsia="be-BY"/>
+                <w:lang w:val="ru-RU" w:eastAsia="be-BY"/>
               </w:rPr>
             </w:pPr>
             <w:r>
@@ -5000,7 +5030,7 @@
                 <w:rFonts w:ascii="Times New Roman" w:eastAsia="Times New Roman" w:hAnsi="Times New Roman"/>
                 <w:bCs/>
                 <w:kern w:val="0"/>
-                <w:lang w:eastAsia="be-BY"/>
+                <w:lang w:val="ru-RU" w:eastAsia="be-BY"/>
               </w:rPr>
               <w:t>.</w:t>
             </w:r>
@@ -5018,7 +5048,7 @@
                 <w:rFonts w:ascii="Times New Roman" w:eastAsia="Times New Roman" w:hAnsi="Times New Roman"/>
                 <w:bCs/>
                 <w:kern w:val="0"/>
-                <w:lang w:eastAsia="be-BY"/>
+                <w:lang w:val="ru-RU" w:eastAsia="be-BY"/>
               </w:rPr>
               <w:t xml:space="preserve">. </w:t>
             </w:r>
@@ -6111,12 +6141,11 @@
                 <w:tab w:val="left" w:pos="9204"/>
               </w:tabs>
               <w:spacing w:after="0" w:line="240" w:lineRule="auto"/>
-              <w:jc w:val="both"/>
               <w:rPr>
                 <w:rFonts w:ascii="Times New Roman" w:eastAsia="Times New Roman" w:hAnsi="Times New Roman"/>
                 <w:kern w:val="0"/>
                 <w:u w:val="single"/>
-                <w:lang w:eastAsia="be-BY"/>
+                <w:lang w:val="ru-RU" w:eastAsia="be-BY"/>
               </w:rPr>
             </w:pPr>
             <w:r>
@@ -6147,14 +6176,21 @@
                 <w:tab w:val="left" w:pos="9204"/>
               </w:tabs>
               <w:spacing w:after="0" w:line="240" w:lineRule="auto"/>
-              <w:jc w:val="both"/>
               <w:rPr>
                 <w:rFonts w:ascii="Times New Roman" w:eastAsia="Times New Roman" w:hAnsi="Times New Roman"/>
                 <w:kern w:val="0"/>
                 <w:u w:val="single"/>
-                <w:lang w:eastAsia="be-BY"/>
-              </w:rPr>
-            </w:pPr>
+                <w:lang w:val="ru-RU" w:eastAsia="be-BY"/>
+              </w:rPr>
+            </w:pPr>
+            <w:r>
+              <w:rPr>
+                <w:rFonts w:ascii="Times New Roman" w:eastAsia="Times New Roman" w:hAnsi="Times New Roman"/>
+                <w:kern w:val="0"/>
+                <w:lang w:val="ru-RU" w:eastAsia="be-BY"/>
+              </w:rPr>
+              <w:t xml:space="preserve">УНП </w:t>
+            </w:r>
             <w:r>
               <w:rPr>
                 <w:rFonts w:ascii="Times New Roman" w:eastAsia="Times New Roman" w:hAnsi="Times New Roman"/>
@@ -6183,14 +6219,36 @@
                 <w:tab w:val="left" w:pos="9204"/>
               </w:tabs>
               <w:spacing w:after="0" w:line="240" w:lineRule="auto"/>
-              <w:jc w:val="both"/>
-              <w:rPr>
-                <w:rFonts w:ascii="Times New Roman" w:eastAsia="Times New Roman" w:hAnsi="Times New Roman"/>
-                <w:kern w:val="0"/>
-                <w:u w:val="single"/>
-                <w:lang w:eastAsia="be-BY"/>
-              </w:rPr>
-            </w:pPr>
+              <w:rPr>
+                <w:rFonts w:ascii="Times New Roman" w:eastAsia="Times New Roman" w:hAnsi="Times New Roman"/>
+                <w:kern w:val="0"/>
+                <w:lang w:val="ru-RU" w:eastAsia="be-BY"/>
+              </w:rPr>
+            </w:pPr>
+            <w:r>
+              <w:rPr>
+                <w:rFonts w:ascii="Times New Roman" w:eastAsia="Times New Roman" w:hAnsi="Times New Roman"/>
+                <w:kern w:val="0"/>
+                <w:lang w:val="ru-RU" w:eastAsia="be-BY"/>
+              </w:rPr>
+              <w:t>ю</w:t>
+            </w:r>
+            <w:r>
+              <w:rPr>
+                <w:rFonts w:ascii="Times New Roman" w:eastAsia="Times New Roman" w:hAnsi="Times New Roman"/>
+                <w:kern w:val="0"/>
+                <w:lang w:val="ru-RU" w:eastAsia="be-BY"/>
+              </w:rPr>
+              <w:t>ридический адрес:</w:t>
+            </w:r>
+            <w:r>
+              <w:rPr>
+                <w:rFonts w:ascii="Times New Roman" w:eastAsia="Times New Roman" w:hAnsi="Times New Roman"/>
+                <w:kern w:val="0"/>
+                <w:lang w:val="ru-RU" w:eastAsia="be-BY"/>
+              </w:rPr>
+              <w:t xml:space="preserve"> </w:t>
+            </w:r>
             <w:r>
               <w:rPr>
                 <w:rFonts w:ascii="Times New Roman" w:eastAsia="Times New Roman" w:hAnsi="Times New Roman"/>
@@ -6219,12 +6277,11 @@
                 <w:tab w:val="left" w:pos="9204"/>
               </w:tabs>
               <w:spacing w:after="0" w:line="240" w:lineRule="auto"/>
-              <w:jc w:val="both"/>
               <w:rPr>
                 <w:rFonts w:ascii="Times New Roman" w:eastAsia="Times New Roman" w:hAnsi="Times New Roman"/>
                 <w:kern w:val="0"/>
                 <w:u w:val="single"/>
-                <w:lang w:eastAsia="be-BY"/>
+                <w:lang w:val="ru-RU" w:eastAsia="be-BY"/>
               </w:rPr>
             </w:pPr>
             <w:r>
@@ -6255,12 +6312,11 @@
                 <w:tab w:val="left" w:pos="9204"/>
               </w:tabs>
               <w:spacing w:after="0" w:line="240" w:lineRule="auto"/>
-              <w:jc w:val="both"/>
               <w:rPr>
                 <w:rFonts w:ascii="Times New Roman" w:eastAsia="Times New Roman" w:hAnsi="Times New Roman"/>
                 <w:kern w:val="0"/>
                 <w:u w:val="single"/>
-                <w:lang w:eastAsia="be-BY"/>
+                <w:lang w:val="ru-RU" w:eastAsia="be-BY"/>
               </w:rPr>
             </w:pPr>
             <w:r>
@@ -6291,14 +6347,40 @@
                 <w:tab w:val="left" w:pos="9204"/>
               </w:tabs>
               <w:spacing w:after="0" w:line="240" w:lineRule="auto"/>
-              <w:jc w:val="both"/>
               <w:rPr>
                 <w:rFonts w:ascii="Times New Roman" w:eastAsia="Times New Roman" w:hAnsi="Times New Roman"/>
                 <w:kern w:val="0"/>
                 <w:u w:val="single"/>
-                <w:lang w:eastAsia="be-BY"/>
-              </w:rPr>
-            </w:pPr>
+                <w:lang w:val="ru-RU" w:eastAsia="be-BY"/>
+              </w:rPr>
+            </w:pPr>
+            <w:r>
+              <w:rPr>
+                <w:rFonts w:ascii="Times New Roman" w:eastAsia="Times New Roman" w:hAnsi="Times New Roman"/>
+                <w:kern w:val="0"/>
+                <w:u w:val="single"/>
+                <w:lang w:val="ru-RU" w:eastAsia="be-BY"/>
+              </w:rPr>
+              <w:t>банковские реквизиты</w:t>
+            </w:r>
+            <w:r>
+              <w:rPr>
+                <w:rFonts w:ascii="Times New Roman" w:eastAsia="Times New Roman" w:hAnsi="Times New Roman"/>
+                <w:kern w:val="0"/>
+                <w:u w:val="single"/>
+                <w:lang w:val="ru-RU" w:eastAsia="be-BY"/>
+              </w:rPr>
+              <w:t>:</w:t>
+            </w:r>
+            <w:r>
+              <w:rPr>
+                <w:rFonts w:ascii="Times New Roman" w:eastAsia="Times New Roman" w:hAnsi="Times New Roman"/>
+                <w:kern w:val="0"/>
+                <w:u w:val="single"/>
+                <w:lang w:val="ru-RU" w:eastAsia="be-BY"/>
+              </w:rPr>
+              <w:br/>
+            </w:r>
             <w:r>
               <w:rPr>
                 <w:rFonts w:ascii="Times New Roman" w:eastAsia="Times New Roman" w:hAnsi="Times New Roman"/>
@@ -6327,11 +6409,10 @@
                 <w:tab w:val="left" w:pos="9204"/>
               </w:tabs>
               <w:spacing w:after="0" w:line="240" w:lineRule="auto"/>
-              <w:jc w:val="both"/>
-              <w:rPr>
-                <w:rFonts w:ascii="Times New Roman" w:eastAsia="Times New Roman" w:hAnsi="Times New Roman"/>
-                <w:kern w:val="0"/>
-                <w:lang w:eastAsia="be-BY"/>
+              <w:rPr>
+                <w:rFonts w:ascii="Times New Roman" w:eastAsia="Times New Roman" w:hAnsi="Times New Roman"/>
+                <w:kern w:val="0"/>
+                <w:lang w:val="ru-RU" w:eastAsia="be-BY"/>
               </w:rPr>
             </w:pPr>
           </w:p>
@@ -6353,11 +6434,10 @@
                 <w:tab w:val="left" w:pos="9204"/>
               </w:tabs>
               <w:spacing w:after="0" w:line="240" w:lineRule="auto"/>
-              <w:jc w:val="both"/>
-              <w:rPr>
-                <w:rFonts w:ascii="Times New Roman" w:eastAsia="Times New Roman" w:hAnsi="Times New Roman"/>
-                <w:kern w:val="0"/>
-                <w:lang w:eastAsia="be-BY"/>
+              <w:rPr>
+                <w:rFonts w:ascii="Times New Roman" w:eastAsia="Times New Roman" w:hAnsi="Times New Roman"/>
+                <w:kern w:val="0"/>
+                <w:lang w:val="ru-RU" w:eastAsia="be-BY"/>
               </w:rPr>
             </w:pPr>
           </w:p>
@@ -6379,11 +6459,10 @@
                 <w:tab w:val="left" w:pos="9204"/>
               </w:tabs>
               <w:spacing w:after="0" w:line="240" w:lineRule="auto"/>
-              <w:jc w:val="both"/>
-              <w:rPr>
-                <w:rFonts w:ascii="Times New Roman" w:eastAsia="Times New Roman" w:hAnsi="Times New Roman"/>
-                <w:kern w:val="0"/>
-                <w:lang w:eastAsia="be-BY"/>
+              <w:rPr>
+                <w:rFonts w:ascii="Times New Roman" w:eastAsia="Times New Roman" w:hAnsi="Times New Roman"/>
+                <w:kern w:val="0"/>
+                <w:lang w:val="ru-RU" w:eastAsia="be-BY"/>
               </w:rPr>
             </w:pPr>
           </w:p>
@@ -6405,11 +6484,10 @@
                 <w:tab w:val="left" w:pos="9204"/>
               </w:tabs>
               <w:spacing w:after="0" w:line="240" w:lineRule="auto"/>
-              <w:jc w:val="both"/>
-              <w:rPr>
-                <w:rFonts w:ascii="Times New Roman" w:eastAsia="Times New Roman" w:hAnsi="Times New Roman"/>
-                <w:kern w:val="0"/>
-                <w:lang w:eastAsia="be-BY"/>
+              <w:rPr>
+                <w:rFonts w:ascii="Times New Roman" w:eastAsia="Times New Roman" w:hAnsi="Times New Roman"/>
+                <w:kern w:val="0"/>
+                <w:lang w:val="ru-RU" w:eastAsia="be-BY"/>
               </w:rPr>
             </w:pPr>
           </w:p>
@@ -6431,11 +6509,10 @@
                 <w:tab w:val="left" w:pos="9204"/>
               </w:tabs>
               <w:spacing w:after="0" w:line="240" w:lineRule="auto"/>
-              <w:jc w:val="both"/>
-              <w:rPr>
-                <w:rFonts w:ascii="Times New Roman" w:eastAsia="Times New Roman" w:hAnsi="Times New Roman"/>
-                <w:kern w:val="0"/>
-                <w:lang w:eastAsia="be-BY"/>
+              <w:rPr>
+                <w:rFonts w:ascii="Times New Roman" w:eastAsia="Times New Roman" w:hAnsi="Times New Roman"/>
+                <w:kern w:val="0"/>
+                <w:lang w:val="ru-RU" w:eastAsia="be-BY"/>
               </w:rPr>
             </w:pPr>
           </w:p>
@@ -6457,11 +6534,10 @@
                 <w:tab w:val="left" w:pos="9204"/>
               </w:tabs>
               <w:spacing w:after="0" w:line="240" w:lineRule="auto"/>
-              <w:jc w:val="both"/>
-              <w:rPr>
-                <w:rFonts w:ascii="Times New Roman" w:eastAsia="Times New Roman" w:hAnsi="Times New Roman"/>
-                <w:kern w:val="0"/>
-                <w:lang w:eastAsia="be-BY"/>
+              <w:rPr>
+                <w:rFonts w:ascii="Times New Roman" w:eastAsia="Times New Roman" w:hAnsi="Times New Roman"/>
+                <w:kern w:val="0"/>
+                <w:lang w:val="ru-RU" w:eastAsia="be-BY"/>
               </w:rPr>
             </w:pPr>
           </w:p>
@@ -6483,11 +6559,10 @@
                 <w:tab w:val="left" w:pos="9204"/>
               </w:tabs>
               <w:spacing w:after="0" w:line="240" w:lineRule="auto"/>
-              <w:jc w:val="both"/>
-              <w:rPr>
-                <w:rFonts w:ascii="Times New Roman" w:eastAsia="Times New Roman" w:hAnsi="Times New Roman"/>
-                <w:kern w:val="0"/>
-                <w:lang w:eastAsia="be-BY"/>
+              <w:rPr>
+                <w:rFonts w:ascii="Times New Roman" w:eastAsia="Times New Roman" w:hAnsi="Times New Roman"/>
+                <w:kern w:val="0"/>
+                <w:lang w:val="ru-RU" w:eastAsia="be-BY"/>
               </w:rPr>
             </w:pPr>
           </w:p>
@@ -6509,13 +6584,29 @@
                 <w:tab w:val="left" w:pos="9204"/>
               </w:tabs>
               <w:spacing w:after="0" w:line="240" w:lineRule="auto"/>
-              <w:jc w:val="both"/>
-              <w:rPr>
-                <w:rFonts w:ascii="Times New Roman" w:eastAsia="Times New Roman" w:hAnsi="Times New Roman"/>
-                <w:kern w:val="0"/>
+              <w:rPr>
+                <w:rFonts w:ascii="Times New Roman" w:eastAsia="Times New Roman" w:hAnsi="Times New Roman"/>
+                <w:kern w:val="0"/>
+                <w:lang w:val="ru-RU" w:eastAsia="be-BY"/>
+              </w:rPr>
+            </w:pPr>
+            <w:r>
+              <w:rPr>
+                <w:rFonts w:ascii="Times New Roman" w:eastAsia="Times New Roman" w:hAnsi="Times New Roman"/>
+                <w:kern w:val="0"/>
+                <w:u w:val="single"/>
                 <w:lang w:eastAsia="be-BY"/>
               </w:rPr>
-            </w:pPr>
+              <w:t>B</w:t>
+            </w:r>
+            <w:r>
+              <w:rPr>
+                <w:rFonts w:ascii="Times New Roman" w:eastAsia="Times New Roman" w:hAnsi="Times New Roman"/>
+                <w:kern w:val="0"/>
+                <w:lang w:val="ru-RU" w:eastAsia="be-BY"/>
+              </w:rPr>
+              <w:t>:</w:t>
+            </w:r>
           </w:p>
           <w:p>
             <w:pPr>
@@ -6535,13 +6626,39 @@
                 <w:tab w:val="left" w:pos="9204"/>
               </w:tabs>
               <w:spacing w:after="0" w:line="240" w:lineRule="auto"/>
-              <w:jc w:val="both"/>
-              <w:rPr>
-                <w:rFonts w:ascii="Times New Roman" w:eastAsia="Times New Roman" w:hAnsi="Times New Roman"/>
-                <w:kern w:val="0"/>
-                <w:lang w:eastAsia="be-BY"/>
-              </w:rPr>
-            </w:pPr>
+              <w:rPr>
+                <w:rFonts w:ascii="Times New Roman" w:eastAsia="Times New Roman" w:hAnsi="Times New Roman"/>
+                <w:kern w:val="0"/>
+                <w:lang w:val="ru-RU" w:eastAsia="be-BY"/>
+              </w:rPr>
+            </w:pPr>
+          </w:p>
+          <w:p>
+            <w:pPr>
+              <w:spacing w:after="0" w:line="240" w:lineRule="auto"/>
+              <w:rPr>
+                <w:rFonts w:ascii="Times New Roman" w:eastAsia="Times New Roman" w:hAnsi="Times New Roman"/>
+                <w:kern w:val="0"/>
+                <w:lang w:val="ru-RU" w:eastAsia="be-BY"/>
+              </w:rPr>
+            </w:pPr>
+            <w:r>
+              <w:rPr>
+                <w:rFonts w:ascii="Times New Roman" w:eastAsia="Times New Roman" w:hAnsi="Times New Roman"/>
+                <w:kern w:val="0"/>
+                <w:lang w:val="ru-RU" w:eastAsia="be-BY"/>
+              </w:rPr>
+              <w:t xml:space="preserve">_____________ </w:t>
+            </w:r>
+            <w:r>
+              <w:rPr>
+                <w:rFonts w:ascii="Times New Roman" w:eastAsia="Times New Roman" w:hAnsi="Times New Roman"/>
+                <w:kern w:val="0"/>
+                <w:u w:val="single"/>
+                <w:lang w:val="ru-RU" w:eastAsia="be-BY"/>
+              </w:rPr>
+              <w:t xml:space="preserve"> </w:t>
+            </w:r>
             <w:r>
               <w:rPr>
                 <w:rFonts w:ascii="Times New Roman" w:eastAsia="Times New Roman" w:hAnsi="Times New Roman"/>
@@ -6549,80 +6666,17 @@
                 <w:u w:val="single"/>
                 <w:lang w:eastAsia="be-BY"/>
               </w:rPr>
-              <w:t>B</w:t>
-            </w:r>
-            <w:r>
-              <w:rPr>
-                <w:rFonts w:ascii="Times New Roman" w:eastAsia="Times New Roman" w:hAnsi="Times New Roman"/>
-                <w:kern w:val="0"/>
-                <w:lang w:eastAsia="be-BY"/>
-              </w:rPr>
-              <w:t>:</w:t>
-            </w:r>
-          </w:p>
-          <w:p>
-            <w:pPr>
-              <w:tabs>
-                <w:tab w:val="left" w:pos="708"/>
-                <w:tab w:val="left" w:pos="1416"/>
-                <w:tab w:val="left" w:pos="2124"/>
-                <w:tab w:val="left" w:pos="2832"/>
-                <w:tab w:val="left" w:pos="3540"/>
-                <w:tab w:val="left" w:pos="4248"/>
-                <w:tab w:val="left" w:pos="4956"/>
-                <w:tab w:val="left" w:pos="5664"/>
-                <w:tab w:val="left" w:pos="6372"/>
-                <w:tab w:val="left" w:pos="7080"/>
-                <w:tab w:val="left" w:pos="7788"/>
-                <w:tab w:val="left" w:pos="8496"/>
-                <w:tab w:val="left" w:pos="9204"/>
-              </w:tabs>
-              <w:spacing w:after="0" w:line="240" w:lineRule="auto"/>
-              <w:jc w:val="both"/>
-              <w:rPr>
-                <w:rFonts w:ascii="Times New Roman" w:eastAsia="Times New Roman" w:hAnsi="Times New Roman"/>
-                <w:kern w:val="0"/>
-                <w:lang w:eastAsia="be-BY"/>
-              </w:rPr>
-            </w:pPr>
-          </w:p>
-          <w:p>
-            <w:pPr>
-              <w:spacing w:after="0" w:line="240" w:lineRule="auto"/>
-              <w:jc w:val="both"/>
-              <w:rPr>
-                <w:rFonts w:ascii="Times New Roman" w:eastAsia="Times New Roman" w:hAnsi="Times New Roman"/>
-                <w:kern w:val="0"/>
-                <w:lang w:eastAsia="be-BY"/>
-              </w:rPr>
-            </w:pPr>
-            <w:r>
-              <w:rPr>
-                <w:rFonts w:ascii="Times New Roman" w:eastAsia="Times New Roman" w:hAnsi="Times New Roman"/>
-                <w:kern w:val="0"/>
-                <w:lang w:eastAsia="be-BY"/>
-              </w:rPr>
-              <w:t xml:space="preserve">_____________ </w:t>
-            </w:r>
-            <w:r>
-              <w:rPr>
-                <w:rFonts w:ascii="Times New Roman" w:eastAsia="Times New Roman" w:hAnsi="Times New Roman"/>
-                <w:kern w:val="0"/>
-                <w:u w:val="single"/>
-                <w:lang w:eastAsia="be-BY"/>
-              </w:rPr>
-              <w:t xml:space="preserve"> N</w:t>
-            </w:r>
-          </w:p>
-          <w:p>
-            <w:pPr>
-              <w:spacing w:after="0" w:line="240" w:lineRule="auto"/>
-              <w:jc w:val="both"/>
+              <w:t>N</w:t>
+            </w:r>
+          </w:p>
+          <w:p>
+            <w:pPr>
+              <w:spacing w:after="0" w:line="240" w:lineRule="auto"/>
               <w:rPr>
                 <w:rFonts w:ascii="Times New Roman" w:eastAsia="Times New Roman" w:hAnsi="Times New Roman"/>
                 <w:bCs/>
                 <w:kern w:val="24"/>
-                <w:lang w:eastAsia="be-BY"/>
+                <w:lang w:val="ru-RU" w:eastAsia="be-BY"/>
               </w:rPr>
             </w:pPr>
             <w:r>
@@ -6639,7 +6693,7 @@
                 <w:rFonts w:ascii="Times New Roman" w:eastAsia="Times New Roman" w:hAnsi="Times New Roman"/>
                 <w:bCs/>
                 <w:kern w:val="0"/>
-                <w:lang w:eastAsia="be-BY"/>
+                <w:lang w:val="ru-RU" w:eastAsia="be-BY"/>
               </w:rPr>
               <w:t>.</w:t>
             </w:r>
@@ -6657,7 +6711,7 @@
                 <w:rFonts w:ascii="Times New Roman" w:eastAsia="Times New Roman" w:hAnsi="Times New Roman"/>
                 <w:bCs/>
                 <w:kern w:val="0"/>
-                <w:lang w:eastAsia="be-BY"/>
+                <w:lang w:val="ru-RU" w:eastAsia="be-BY"/>
               </w:rPr>
               <w:t xml:space="preserve">. </w:t>
             </w:r>

--- a/src/data/ШАБЛОН ДОГОВОРА 2026.docx
+++ b/src/data/ШАБЛОН ДОГОВОРА 2026.docx
@@ -345,17 +345,7 @@
           <w:kern w:val="0"/>
           <w:lang w:val="ru-RU" w:eastAsia="be-BY"/>
         </w:rPr>
-        <w:t>Исполнитель обязуется по за</w:t>
-      </w:r>
-      <w:bookmarkStart w:id="0" w:name="_GoBack"/>
-      <w:bookmarkEnd w:id="0"/>
-      <w:r>
-        <w:rPr>
-          <w:rFonts w:ascii="Times New Roman" w:eastAsia="Times New Roman" w:hAnsi="Times New Roman"/>
-          <w:kern w:val="0"/>
-          <w:lang w:val="ru-RU" w:eastAsia="be-BY"/>
-        </w:rPr>
-        <w:t xml:space="preserve">данию Заказчика оказать услуги по </w:t>
+        <w:t xml:space="preserve">Исполнитель обязуется по заданию Заказчика оказать услуги по </w:t>
       </w:r>
       <w:r>
         <w:rPr>
@@ -2323,7 +2313,7 @@
                 <w:rFonts w:ascii="Times New Roman" w:eastAsia="Times New Roman" w:hAnsi="Times New Roman"/>
                 <w:kern w:val="0"/>
                 <w:u w:val="single"/>
-                <w:lang w:eastAsia="be-BY"/>
+                <w:lang w:val="ru-RU" w:eastAsia="be-BY"/>
               </w:rPr>
             </w:pPr>
             <w:r>
@@ -2494,7 +2484,7 @@
                 <w:rFonts w:ascii="Times New Roman" w:eastAsia="Times New Roman" w:hAnsi="Times New Roman"/>
                 <w:kern w:val="0"/>
                 <w:u w:val="single"/>
-                <w:lang w:eastAsia="be-BY"/>
+                <w:lang w:val="ru-RU" w:eastAsia="be-BY"/>
               </w:rPr>
             </w:pPr>
             <w:r>
@@ -2546,7 +2536,7 @@
                 <w:rFonts w:ascii="Times New Roman" w:eastAsia="Times New Roman" w:hAnsi="Times New Roman"/>
                 <w:kern w:val="0"/>
                 <w:u w:val="single"/>
-                <w:lang w:eastAsia="be-BY"/>
+                <w:lang w:val="ru-RU" w:eastAsia="be-BY"/>
               </w:rPr>
               <w:t>:</w:t>
             </w:r>
@@ -2643,81 +2633,8 @@
                 <w:lang w:val="ru-RU" w:eastAsia="be-BY"/>
               </w:rPr>
             </w:pPr>
-          </w:p>
-          <w:p>
-            <w:pPr>
-              <w:tabs>
-                <w:tab w:val="left" w:pos="708"/>
-                <w:tab w:val="left" w:pos="1416"/>
-                <w:tab w:val="left" w:pos="2124"/>
-                <w:tab w:val="left" w:pos="2832"/>
-                <w:tab w:val="left" w:pos="3540"/>
-                <w:tab w:val="left" w:pos="4248"/>
-                <w:tab w:val="left" w:pos="4956"/>
-                <w:tab w:val="left" w:pos="5664"/>
-                <w:tab w:val="left" w:pos="6372"/>
-                <w:tab w:val="left" w:pos="7080"/>
-                <w:tab w:val="left" w:pos="7788"/>
-                <w:tab w:val="left" w:pos="8496"/>
-                <w:tab w:val="left" w:pos="9204"/>
-              </w:tabs>
-              <w:spacing w:after="0" w:line="240" w:lineRule="auto"/>
-              <w:rPr>
-                <w:rFonts w:ascii="Times New Roman" w:eastAsia="Times New Roman" w:hAnsi="Times New Roman"/>
-                <w:kern w:val="0"/>
-                <w:lang w:val="ru-RU" w:eastAsia="be-BY"/>
-              </w:rPr>
-            </w:pPr>
-          </w:p>
-          <w:p>
-            <w:pPr>
-              <w:tabs>
-                <w:tab w:val="left" w:pos="708"/>
-                <w:tab w:val="left" w:pos="1416"/>
-                <w:tab w:val="left" w:pos="2124"/>
-                <w:tab w:val="left" w:pos="2832"/>
-                <w:tab w:val="left" w:pos="3540"/>
-                <w:tab w:val="left" w:pos="4248"/>
-                <w:tab w:val="left" w:pos="4956"/>
-                <w:tab w:val="left" w:pos="5664"/>
-                <w:tab w:val="left" w:pos="6372"/>
-                <w:tab w:val="left" w:pos="7080"/>
-                <w:tab w:val="left" w:pos="7788"/>
-                <w:tab w:val="left" w:pos="8496"/>
-                <w:tab w:val="left" w:pos="9204"/>
-              </w:tabs>
-              <w:spacing w:after="0" w:line="240" w:lineRule="auto"/>
-              <w:rPr>
-                <w:rFonts w:ascii="Times New Roman" w:eastAsia="Times New Roman" w:hAnsi="Times New Roman"/>
-                <w:kern w:val="0"/>
-                <w:lang w:val="ru-RU" w:eastAsia="be-BY"/>
-              </w:rPr>
-            </w:pPr>
-          </w:p>
-          <w:p>
-            <w:pPr>
-              <w:tabs>
-                <w:tab w:val="left" w:pos="708"/>
-                <w:tab w:val="left" w:pos="1416"/>
-                <w:tab w:val="left" w:pos="2124"/>
-                <w:tab w:val="left" w:pos="2832"/>
-                <w:tab w:val="left" w:pos="3540"/>
-                <w:tab w:val="left" w:pos="4248"/>
-                <w:tab w:val="left" w:pos="4956"/>
-                <w:tab w:val="left" w:pos="5664"/>
-                <w:tab w:val="left" w:pos="6372"/>
-                <w:tab w:val="left" w:pos="7080"/>
-                <w:tab w:val="left" w:pos="7788"/>
-                <w:tab w:val="left" w:pos="8496"/>
-                <w:tab w:val="left" w:pos="9204"/>
-              </w:tabs>
-              <w:spacing w:after="0" w:line="240" w:lineRule="auto"/>
-              <w:rPr>
-                <w:rFonts w:ascii="Times New Roman" w:eastAsia="Times New Roman" w:hAnsi="Times New Roman"/>
-                <w:kern w:val="0"/>
-                <w:lang w:val="ru-RU" w:eastAsia="be-BY"/>
-              </w:rPr>
-            </w:pPr>
+            <w:bookmarkStart w:id="0" w:name="_GoBack"/>
+            <w:bookmarkEnd w:id="0"/>
           </w:p>
           <w:p>
             <w:pPr>
